--- a/acts-sermons/docx/42_2027-08-01_우리도너희와같은성정을가진사람이라_행14장1-20절.docx
+++ b/acts-sermons/docx/42_2027-08-01_우리도너희와같은성정을가진사람이라_행14장1-20절.docx
@@ -476,6 +476,19 @@
     </w:p>
     <w:p>
       <w:pPr>
+        <w:spacing w:after="160" w:line="360"/>
+      </w:pPr>
+      <w:r>
+        <w:rPr>
+          <w:rFonts w:ascii="맑은 고딕" w:cs="맑은 고딕" w:eastAsia="맑은 고딕" w:hAnsi="맑은 고딕"/>
+          <w:sz w:val="24"/>
+          <w:szCs w:val="24"/>
+        </w:rPr>
+        <w:t xml:space="preserve">구체적으로 이번 주에 해 볼 일이 있습니다. 신앙 때문에 불편해진 관계 하나를 떠올려 보십시오. 그 사람을 피하지 말고, 먼저 안부를 묻고 작은 친절을 베푸십시오. 그리고 그 사람의 이름을 불러 매일 기도하십시오. 바울과 바나바가 이고니온에 오래 머문 것처럼, 우리도 쉽게 포기하지 않고 그 자리를 지킬 때 주님께서 자기 은혜의 말씀을 친히 증언하실 것입니다.</w:t>
+      </w:r>
+    </w:p>
+    <w:p>
+      <w:pPr>
         <w:spacing w:after="200" w:before="200"/>
         <w:jc w:val="right"/>
       </w:pPr>
@@ -780,6 +793,19 @@
     </w:p>
     <w:p>
       <w:pPr>
+        <w:spacing w:after="160" w:line="360"/>
+      </w:pPr>
+      <w:r>
+        <w:rPr>
+          <w:rFonts w:ascii="맑은 고딕" w:cs="맑은 고딕" w:eastAsia="맑은 고딕" w:hAnsi="맑은 고딕"/>
+          <w:sz w:val="24"/>
+          <w:szCs w:val="24"/>
+        </w:rPr>
+        <w:t xml:space="preserve">이번 주에는 누군가에게 칭찬을 들을 때마다 마음속으로 ‘이것은 하나님께서 하신 일입니다’라고 고백해 보십시오. 그리고 식탁에 앉을 때마다 그 음식이 하나님의 선하심을 증언한다는 사실을 기억하며 진심으로 감사 기도를 드리십시오. 바울이 루스드라 사람들에게 말한 것처럼, 일상의 모든 좋은 것은 우리를 창조주 하나님께로 이끄는 초대장입니다. 감사하는 사람은 영광을 가로채지 않습니다.</w:t>
+      </w:r>
+    </w:p>
+    <w:p>
+      <w:pPr>
         <w:spacing w:after="200" w:before="200"/>
         <w:jc w:val="right"/>
       </w:pPr>
@@ -1080,6 +1106,19 @@
           <w:szCs w:val="24"/>
         </w:rPr>
         <w:t xml:space="preserve">그리고 기억하십시오. 바울이 일어날 때 제자들이 그를 둘러섰습니다. 우리 교회가 쓰러진 형제자매를 둘러서는 공동체가 되어야 합니다. 상처받은 지체를 비판하지 말고, 그 곁에 서서 함께 기도해 주십시오. 그리고 일어나셨다면 바울처럼 다시 그 성으로 들어가십시오. 상처받은 그 자리, 실패한 그 자리로 다시 돌아가 복음의 사명을 감당하십시오. 우리가 엎드러질지라도 일어날 것입니다. 여호와께서 우리의 빛이 되시기 때문입니다.</w:t>
+      </w:r>
+    </w:p>
+    <w:p>
+      <w:pPr>
+        <w:spacing w:after="160" w:line="360"/>
+      </w:pPr>
+      <w:r>
+        <w:rPr>
+          <w:rFonts w:ascii="맑은 고딕" w:cs="맑은 고딕" w:eastAsia="맑은 고딕" w:hAnsi="맑은 고딕"/>
+          <w:sz w:val="24"/>
+          <w:szCs w:val="24"/>
+        </w:rPr>
+        <w:t xml:space="preserve">혹시 쓰러진 지체가 떠오르십니까? 이번 주에 그분께 짧은 문자라도 보내십시오. ‘당신을 위해 기도하고 있습니다.’ 그 한마디가 루스드라의 제자들이 바울을 둘러섰던 것과 같은 일이 됩니다. 또 우리 교회의 다음 세대를 위해 기도하십시오. 쓰러진 바울 곁에서 하나님이 다음 일꾼을 준비하셨듯이, 우리의 눈물과 수고 속에서도 하나님은 다음 세대의 일꾼을 세우고 계십니다.</w:t>
       </w:r>
     </w:p>
     <w:p>

--- a/acts-sermons/docx/42_2027-08-01_우리도너희와같은성정을가진사람이라_행14장1-20절.docx
+++ b/acts-sermons/docx/42_2027-08-01_우리도너희와같은성정을가진사람이라_행14장1-20절.docx
@@ -81,7 +81,7 @@
           <w:sz w:val="24"/>
           <w:szCs w:val="24"/>
         </w:rPr>
-        <w:t xml:space="preserve">… 두 사도가 오래 있어 주를 힘입어 담대히 말하니 주께서 그들의 손으로 표적과 기사를 행하게 하여 주사 자기 은혜의 말씀을 증언하시니 … 이르되 여러분이여 어찌하여 이러한 일을 하느냐 우리도 여러분과 같은 성정을 가진 사람이라 여러분에게 복음을 전하는 것은 이 헛된 일을 버리고 천지와 바다와 그 가운데 만유를 지으시고 살아 계신 하나님께로 돌아오게 함이라 … 유대인들이 안디옥과 이고니온에서 와서 무리를 충동하니 그들이 돌로 바울을 쳐서 죽은 줄로 알고 시외로 끌어 내치니라 제자들이 둘러섰을 때에 바울이 일어나 그 성에 들어갔다가 이튿날 바나바와 함께 더베로 가서 (사도행전 14:1-20, 개역개정)</w:t>
+        <w:t xml:space="preserve">… 두 사도가 오래 있어 주를 힘입어 담대히 말하니 주께서 그들의 손으로 표적과 기사를 행하게 하여 주사 자기 은혜의 말씀을 증언하시니 … 이르되 여러분이여 어찌하여 이러한 일을 하느냐 우리도 여러분과 같은 성정을 가진 사람이라 여러분에게 복음을 전하는 것은 이 헛된 일을 버리고 천지와 바다와 그 가운데 만물을 지으시고 살아 계신 하나님께로 돌아오게 함이라 … 유대인들이 안디옥과 이고니온에서 와서 무리를 충동하니 그들이 돌로 바울을 쳐서 죽은 줄로 알고 시외로 끌어 내치니라 제자들이 둘러섰을 때에 바울이 일어나 그 성에 들어갔다가 이튿날 바나바와 함께 더베로 가서 (사도행전 14:1-20, 개역개정)</w:t>
       </w:r>
     </w:p>
     <w:p>
@@ -369,7 +369,7 @@
           <w:sz w:val="24"/>
           <w:szCs w:val="24"/>
         </w:rPr>
-        <w:t xml:space="preserve">그러나 노아는 멈추지 않았습니다. 그는 하나님께서 명하신 대로 다 준행했습니다. 그 긴 세월 동안 그의 말을 믿은 사람은 그의 가족 여덟 명뿐이었습니다. 그러나 노아는 결과가 아니라 하나님의 명령에 충성했습니다. 반대와 조롱 속에서도 오래 머물며 의를 전파한 노아처럼, 바울과 바나바도 이고니온에서 오래 머물며 담대히 말씀을 전했습니다.</w:t>
+        <w:t xml:space="preserve">그러나 노아는 멈추지 않았습니다. 그는 하나님께서 명하신 대로 다 준행했습니다. 그 긴 세월이 지나 방주에 들어가 구원받은 사람은 노아와 그의 가족, 모두 여덟 명뿐이었습니다. 그러나 노아는 결과가 아니라 하나님의 명령에 충성했습니다. 반대와 조롱 속에서도 오래 머물며 의를 전파한 노아처럼, 바울과 바나바도 이고니온에서 오래 머물며 담대히 말씀을 전했습니다.</w:t>
       </w:r>
     </w:p>
     <w:p>
@@ -622,7 +622,7 @@
           <w:sz w:val="24"/>
           <w:szCs w:val="24"/>
         </w:rPr>
-        <w:t xml:space="preserve">그리고 그들은 이 기회를 복음 전할 기회로 삼았습니다. 이 헛된 일을 버리고 천지와 바다와 그 가운데 만유를 지으시고 살아 계신 하나님께로 돌아오라고 외쳤습니다. 성경을 모르는 이방인들에게 바울은 창조주 하나님부터 전했습니다. 하나님은 지나간 세대에는 모든 민족으로 자기들의 길을 가게 방임하셨으나, 하늘로부터 비를 내리시고 결실기를 주시며 음식과 기쁨으로 마음을 만족하게 하심으로 자기를 증언하셨습니다. 우리가 누리는 모든 좋은 것이 하나님을 가리키는 손가락입니다.</w:t>
+        <w:t xml:space="preserve">그리고 그들은 이 기회를 복음 전할 기회로 삼았습니다. 이 헛된 일을 버리고 천지와 바다와 그 가운데 만물을 지으시고 살아 계신 하나님께로 돌아오라고 외쳤습니다. 성경을 모르는 이방인들에게 바울은 창조주 하나님부터 전했습니다. 하나님은 지나간 세대에는 모든 민족으로 자기들의 길을 가게 방임하셨으나, 하늘로부터 비를 내리시고 결실기를 주시며 음식과 기쁨으로 마음을 만족하게 하심으로 자기를 증언하셨습니다. 우리가 누리는 모든 좋은 것이 하나님을 가리키는 손가락입니다.</w:t>
       </w:r>
     </w:p>
     <w:p>
@@ -660,7 +660,7 @@
           <w:sz w:val="24"/>
           <w:szCs w:val="24"/>
         </w:rPr>
-        <w:t xml:space="preserve">세례 요한은 예수님보다 먼저 사역을 시작했고, 한때 큰 인기를 누렸습니다. 예루살렘과 온 유대와 요단강 사방에서 사람들이 그에게 나아와 세례를 받았습니다. 사람들은 혹시 요한이 그리스도가 아닌가 하고 생각할 정도였습니다. 그러나 요한은 분명하게 말했습니다. 나는 그리스도가 아니라 그의 앞에 보내심을 받은 자라.</w:t>
+        <w:t xml:space="preserve">세례 요한은 예수님보다 먼저 사역을 시작했고, 한때 큰 인기를 누렸습니다. 예루살렘과 온 유대와 요단강 사방에서 사람들이 그에게 나아와 세례를 받았습니다. 사람들은 혹시 요한이 그리스도가 아닌가 하고 생각할 정도였습니다. 그러나 요한은 분명하게 말했습니다. 나는 그리스도가 아니요 그의 앞에 보내심을 받은 자라.</w:t>
       </w:r>
     </w:p>
     <w:p>
@@ -686,7 +686,7 @@
           <w:sz w:val="24"/>
           <w:szCs w:val="24"/>
         </w:rPr>
-        <w:t xml:space="preserve">그때 요한은 이렇게 대답했습니다. 신부를 취하는 자는 신랑이나 신랑의 친구가 서서 신랑의 음성을 듣고 크게 기뻐하나니 나는 이러한 기쁨으로 충만하였노라. 그리고 이어서 고백했습니다. “그는 흥하여야 하겠고 나는 쇠하여야 하리라.” 요한은 자기에게 쏠린 시선을 예수님께로 돌리는 것을 기쁨으로 여겼습니다. 바울과 바나바가 옷을 찢으며 하나님을 가리킨 것과 같은 마음입니다.</w:t>
+        <w:t xml:space="preserve">그때 요한은 이렇게 대답했습니다. 신부를 취하는 자는 신랑이나 서서 신랑의 음성을 듣는 친구가 크게 기뻐하나니 나는 이러한 기쁨으로 충만하였노라. 그리고 이어서 고백했습니다. “그는 흥하여야 하겠고 나는 쇠하여야 하리라.” 요한은 자기에게 쏠린 시선을 예수님께로 돌리는 것을 기쁨으로 여겼습니다. 바울과 바나바가 옷을 찢으며 하나님을 가리킨 것과 같은 마음입니다.</w:t>
       </w:r>
     </w:p>
     <w:p>
@@ -1246,7 +1246,7 @@
           <w:sz w:val="24"/>
           <w:szCs w:val="24"/>
         </w:rPr>
-        <w:t xml:space="preserve">천지와 바다와 그 가운데 만유를 지으신 살아 계신 하나님 아버지, 햇빛과 비와 일용할 양식으로 날마다 자신을 증언하시는 주님의 선하심을 찬양합니다. 우리에게 돌아올 칭찬을 슬그머니 즐기며 주님의 영광을 가로챘던 죄를 용서하여 주옵소서.</w:t>
+        <w:t xml:space="preserve">천지와 바다와 그 가운데 만물을 지으신 살아 계신 하나님 아버지, 햇빛과 비와 일용할 양식으로 날마다 자신을 증언하시는 주님의 선하심을 찬양합니다. 우리에게 돌아올 칭찬을 슬그머니 즐기며 주님의 영광을 가로챘던 죄를 용서하여 주옵소서.</w:t>
       </w:r>
     </w:p>
     <w:p>
